--- a/course-pdfs/08_AI_Marketing_Sales.docx
+++ b/course-pdfs/08_AI_Marketing_Sales.docx
@@ -13,19 +13,19 @@
       </w:pPr>
       <w:r>
         <w:rPr/>
-        <w:t>AI for Marketing &amp; Sales — ზრდა და გაყიდვები</w:t>
-      </w:r>
-    </w:p>
-    <w:p>
-      <w:pPr>
-        <w:pStyle w:val="BodyText"/>
-        <w:bidi w:val="0"/>
-        <w:jc w:val="start"/>
-        <w:rPr/>
-      </w:pPr>
-      <w:r>
-        <w:rPr/>
-        <w:t>Lesson 1: AI Sales Shark — გაყიდვების ავტომატური ძაბრი</w:t>
+        <w:t>AI for Marketing &amp; Sales — მარკეტინგი და გაყიდვები</w:t>
+      </w:r>
+    </w:p>
+    <w:p>
+      <w:pPr>
+        <w:pStyle w:val="BodyText"/>
+        <w:bidi w:val="0"/>
+        <w:jc w:val="start"/>
+        <w:rPr/>
+      </w:pPr>
+      <w:r>
+        <w:rPr/>
+        <w:t>Lesson 1: AI გაყიდვების ძაბრი — Funnel-ის არქიტექტურა</w:t>
       </w:r>
     </w:p>
     <w:p>
@@ -46,7 +46,7 @@
       </w:pPr>
       <w:r>
         <w:rPr/>
-        <w:t>თანამედროვე გაყიდვების ძაბრის (Funnel) გაგება</w:t>
+        <w:t>გაყიდვების ძაბრის ევოლუცია: AIDA მოდელიდან AI ძაბრამდე, მომხმარებლის 7-13 შეხების წერტილი, buyer's journey 2025-ში, რატომ ვერ მუშაობს ტრადიციული მიდგომა</w:t>
       </w:r>
     </w:p>
     <w:p>
@@ -67,7 +67,7 @@
       </w:pPr>
       <w:r>
         <w:rPr/>
-        <w:t>TOFU, MOFU, BOFU ეტაპები AI-ით</w:t>
+        <w:t>TOFU — ცნობადობა: AI-ით კონტენტ-მარკეტინგი, ლიდ მაგნეტების შექმნა (ebook, checklist, template, webinar), landing page ოპტიმიზაცია, organic + paid ტრაფიკის ბალანსი</w:t>
       </w:r>
     </w:p>
     <w:p>
@@ -88,7 +88,7 @@
       </w:pPr>
       <w:r>
         <w:rPr/>
-        <w:t>AI Lead Scoring — ლიდების ავტომატური შეფასება</w:t>
+        <w:t>MOFU — განხილვა: ლიდების nurturing ელ-ფოსტით (5-7 touch სეკვენცია), educational content, case study გენერაცია AI-ით, webinar/demo ავტომატიზაცია, retargeting strategy</w:t>
       </w:r>
     </w:p>
     <w:p>
@@ -109,7 +109,7 @@
       </w:pPr>
       <w:r>
         <w:rPr/>
-        <w:t>ავტომატური Follow-up სეკვენციები და CRM ინტეგრაცია</w:t>
+        <w:t>BOFU — გადაწყვეტილება: პერსონალიზებული შეთავაზება AI-ით, objection handling (top 10 objection + AI response), proposal automation, social proof optimization, urgency/scarcity tactics</w:t>
       </w:r>
     </w:p>
     <w:p>
@@ -130,19 +130,19 @@
       </w:pPr>
       <w:r>
         <w:rPr/>
-        <w:t>გაყიდვების პროგნოზირება (Sales Forecasting) AI-ით</w:t>
-      </w:r>
-    </w:p>
-    <w:p>
-      <w:pPr>
-        <w:pStyle w:val="BodyText"/>
-        <w:bidi w:val="0"/>
-        <w:jc w:val="start"/>
-        <w:rPr/>
-      </w:pPr>
-      <w:r>
-        <w:rPr/>
-        <w:t>Lesson 2: AI Advertising &amp; Performance — სარეკლამო კამპანიების მართვა</w:t>
+        <w:t>ძაბრის მეტრიკები: conversion rate თითოეულ ეტაპზე, CPL (Cost Per Lead), CAC (Customer Acquisition Cost), LTV (Lifetime Value), LTV:CAC ratio, attribution modeling</w:t>
+      </w:r>
+    </w:p>
+    <w:p>
+      <w:pPr>
+        <w:pStyle w:val="BodyText"/>
+        <w:bidi w:val="0"/>
+        <w:jc w:val="start"/>
+        <w:rPr/>
+      </w:pPr>
+      <w:r>
+        <w:rPr/>
+        <w:t>Lesson 2: AI Lead Generation და Prospecting</w:t>
       </w:r>
     </w:p>
     <w:p>
@@ -163,7 +163,7 @@
       </w:pPr>
       <w:r>
         <w:rPr/>
-        <w:t>Facebook/Meta Ads, Google Ads და LinkedIn Ads AI-ით</w:t>
+        <w:t>ავტომატური ლიდების მოზიდვა: LinkedIn Sales Navigator + AI, content-led lead generation, chatbot-ით ლიდების მოზიდვა, referral automation, quiz/calculator ლიდ მაგნეტები</w:t>
       </w:r>
     </w:p>
     <w:p>
@@ -184,7 +184,7 @@
       </w:pPr>
       <w:r>
         <w:rPr/>
-        <w:t>TikTok Ads საფუძვლები</w:t>
+        <w:t>Outbound Prospecting: ICP (Ideal Customer Profile) განსაზღვრა AI-ით, contact finding (Apollo.io, ZoomInfo), cold email სეკვენციები (5 ელ-ფოსტა, პერსონალიზაცია AI-ით), response rate benchmarks</w:t>
       </w:r>
     </w:p>
     <w:p>
@@ -205,7 +205,7 @@
       </w:pPr>
       <w:r>
         <w:rPr/>
-        <w:t>AI სარეკლამო Creative-ების გენერაცია</w:t>
+        <w:t>AI Lead Scoring: სქორინგის მოდელი (demographic + behavioral + firmographic), MQL → SQL კვალიფიკაცია, HubSpot/Salesforce predictive scoring, lead routing rules</w:t>
       </w:r>
     </w:p>
     <w:p>
@@ -226,7 +226,7 @@
       </w:pPr>
       <w:r>
         <w:rPr/>
-        <w:t>ბიუჯეტის ოპტიმიზაცია პლატფორმებს შორის</w:t>
+        <w:t>Follow-up ავტომატიზაცია: ავტომატური follow-up სეკვენციები timing-ით, multi-channel follow-up (email + LinkedIn + SMS), response detection და auto-pause, sequence A/B testing</w:t>
       </w:r>
     </w:p>
     <w:p>
@@ -247,19 +247,19 @@
       </w:pPr>
       <w:r>
         <w:rPr/>
-        <w:t>A/B ტესტირების ავტომატიზაცია და ატრიბუცია</w:t>
-      </w:r>
-    </w:p>
-    <w:p>
-      <w:pPr>
-        <w:pStyle w:val="BodyText"/>
-        <w:bidi w:val="0"/>
-        <w:jc w:val="start"/>
-        <w:rPr/>
-      </w:pPr>
-      <w:r>
-        <w:rPr/>
-        <w:t>Lesson 3: AI Customer Experience — სმარტ-ჩატბოტები და მომსახურება</w:t>
+        <w:t>Pipeline Management: deal stages optimization, velocity metrics (time in stage), bottleneck detection AI-ით, win probability scoring, pipeline health dashboard</w:t>
+      </w:r>
+    </w:p>
+    <w:p>
+      <w:pPr>
+        <w:pStyle w:val="BodyText"/>
+        <w:bidi w:val="0"/>
+        <w:jc w:val="start"/>
+        <w:rPr/>
+      </w:pPr>
+      <w:r>
+        <w:rPr/>
+        <w:t>Lesson 3: CRM და გაყიდვების პროგნოზირება</w:t>
       </w:r>
     </w:p>
     <w:p>
@@ -280,7 +280,7 @@
       </w:pPr>
       <w:r>
         <w:rPr/>
-        <w:t>ჩატბოტ-პლატფორმების მიმოხილვა</w:t>
+        <w:t>CRM Setup AI-ით: HubSpot vs Salesforce vs Pipedrive — რომელი ბიზნესის ტიპისთვის, custom fields, pipeline stages, automation rules, integration architecture</w:t>
       </w:r>
     </w:p>
     <w:p>
@@ -301,7 +301,7 @@
       </w:pPr>
       <w:r>
         <w:rPr/>
-        <w:t>საუბრის დიზაინი და ჩატბოტის შექმნა ნულიდან</w:t>
+        <w:t>ავტომატური Data Entry: email-to-CRM logging, call logging automation, meeting notes → CRM update, contact enrichment (Clearbit, ZoomInfo), duplicate detection</w:t>
       </w:r>
     </w:p>
     <w:p>
@@ -322,7 +322,7 @@
       </w:pPr>
       <w:r>
         <w:rPr/>
-        <w:t>სენტიმენტ-ანალიზი და კლიენტის მოგზაურობის მაპინგი</w:t>
+        <w:t>Sales Forecasting: AI-based revenue prediction, pipeline-weighted forecast, historical trend analysis, seasonal adjustment, scenario modeling (best/worst/expected)</w:t>
       </w:r>
     </w:p>
     <w:p>
@@ -343,7 +343,7 @@
       </w:pPr>
       <w:r>
         <w:rPr/>
-        <w:t>ომნიარხიანი მხარდაჭერა (Omnichannel Support)</w:t>
+        <w:t>Sales Analytics: rep performance dashboards, activity metrics (calls, emails, meetings), conversion by source/rep/product, lost deal analysis AI-ით, coaching insights</w:t>
       </w:r>
     </w:p>
     <w:p>
@@ -364,19 +364,19 @@
       </w:pPr>
       <w:r>
         <w:rPr/>
-        <w:t>Bot-to-Human ესკალაციის workflow-ები</w:t>
-      </w:r>
-    </w:p>
-    <w:p>
-      <w:pPr>
-        <w:pStyle w:val="BodyText"/>
-        <w:bidi w:val="0"/>
-        <w:jc w:val="start"/>
-        <w:rPr/>
-      </w:pPr>
-      <w:r>
-        <w:rPr/>
-        <w:t>Lesson 4: AI SEO &amp; Organic Growth — ორგანული ზრდის სტრატეგია</w:t>
+        <w:t>Sales Enablement: battlecard automation, competitive intel in CRM, content recommendation engine, email template performance, proposal/quote automation</w:t>
+      </w:r>
+    </w:p>
+    <w:p>
+      <w:pPr>
+        <w:pStyle w:val="BodyText"/>
+        <w:bidi w:val="0"/>
+        <w:jc w:val="start"/>
+        <w:rPr/>
+      </w:pPr>
+      <w:r>
+        <w:rPr/>
+        <w:t>Lesson 4: AI სარეკლამო კამპანიები — Meta და Google</w:t>
       </w:r>
     </w:p>
     <w:p>
@@ -397,7 +397,7 @@
       </w:pPr>
       <w:r>
         <w:rPr/>
-        <w:t>AI SEO ხელსაწყოები: Surfer SEO, Semrush, Ahrefs</w:t>
+        <w:t>Facebook/Meta Ads: Advantage+ campaigns, audience targeting (broad vs specific + AI), creative testing framework (3-2-1 method), ROAS optimization, budget scaling strategy, attribution window setup</w:t>
       </w:r>
     </w:p>
     <w:p>
@@ -418,7 +418,7 @@
       </w:pPr>
       <w:r>
         <w:rPr/>
-        <w:t>საკვანძო სიტყვების კვლევა და კონტენტ-სტრატეგია AI-ით</w:t>
+        <w:t>Google Ads: Smart Bidding (Target CPA, Target ROAS, Maximize Conversions), Performance Max, responsive search ads, keyword match types + AI, negative keyword management, quality score optimization</w:t>
       </w:r>
     </w:p>
     <w:p>
@@ -439,7 +439,7 @@
       </w:pPr>
       <w:r>
         <w:rPr/>
-        <w:t>ტექნიკური SEO აუდიტი AI-ით</w:t>
+        <w:t>Creative ოპტიმიზაცია: ad copy ვარიაციების გენერაცია AI-ით, visual ad creation (Canva AI, AdCreative.ai), video ad templates, UGC-style ads AI-ით, creative fatigue detection</w:t>
       </w:r>
     </w:p>
     <w:p>
@@ -460,7 +460,7 @@
       </w:pPr>
       <w:r>
         <w:rPr/>
-        <w:t>ლოკალური SEO ოპტიმიზაცია</w:t>
+        <w:t>ბიუჯეტის მართვა: budget allocation across platforms, diminishing returns curve, dayparting optimization, geo-targeting, device bid adjustment, pacing strategy</w:t>
       </w:r>
     </w:p>
     <w:p>
@@ -481,19 +481,19 @@
       </w:pPr>
       <w:r>
         <w:rPr/>
-        <w:t>ორგანული ზრდის მონიტორინგი და ROI გაზომვა</w:t>
-      </w:r>
-    </w:p>
-    <w:p>
-      <w:pPr>
-        <w:pStyle w:val="BodyText"/>
-        <w:bidi w:val="0"/>
-        <w:jc w:val="start"/>
-        <w:rPr/>
-      </w:pPr>
-      <w:r>
-        <w:rPr/>
-        <w:t>Lesson 5: AI CRM Insights — კლიენტების ქცევის ანალიზი</w:t>
+        <w:t>მონიტორინგი და ოპტიმიზაცია: daily/weekly audit checklist, automated rules, anomaly detection, competitor ad monitoring (Facebook Ad Library, Google Ads Transparency), reporting automation</w:t>
+      </w:r>
+    </w:p>
+    <w:p>
+      <w:pPr>
+        <w:pStyle w:val="BodyText"/>
+        <w:bidi w:val="0"/>
+        <w:jc w:val="start"/>
+        <w:rPr/>
+      </w:pPr>
+      <w:r>
+        <w:rPr/>
+        <w:t>Lesson 5: AI სარეკლამო კამპანიები — LinkedIn, TikTok და მულტი-არხი</w:t>
       </w:r>
     </w:p>
     <w:p>
@@ -514,7 +514,7 @@
       </w:pPr>
       <w:r>
         <w:rPr/>
-        <w:t>CRM მონაცემების ანალიზი AI-ით</w:t>
+        <w:t>LinkedIn Ads B2B: campaign objectives, audience targeting (job title, company size, industry, seniority), content types (sponsored content, InMail, text ads), ABM (Account-Based Marketing) AI-ით</w:t>
       </w:r>
     </w:p>
     <w:p>
@@ -535,7 +535,7 @@
       </w:pPr>
       <w:r>
         <w:rPr/>
-        <w:t>კლიენტის Lifetime Value (CLV) პროგნოზირება</w:t>
+        <w:t>TikTok Ads: Spark Ads, in-feed ads, TopView, TikTok Creative Center AI tools, audience targeting, creative best practices, TikTok-specific metrics, organic + paid synergy</w:t>
       </w:r>
     </w:p>
     <w:p>
@@ -556,7 +556,7 @@
       </w:pPr>
       <w:r>
         <w:rPr/>
-        <w:t>Churn Prediction — კლიენტების გადინების პრევენცია</w:t>
+        <w:t>მულტი-არხიანი სტრატეგია: cross-platform campaign architecture, consistent messaging adaptation, budget allocation framework, unified reporting, frequency capping across platforms</w:t>
       </w:r>
     </w:p>
     <w:p>
@@ -577,7 +577,7 @@
       </w:pPr>
       <w:r>
         <w:rPr/>
-        <w:t>პერსონალიზაციის სტრატეგიები მონაცემების საფუძველზე</w:t>
+        <w:t>A/B ტესტირების სისტემა: hypothesis framework, statistical significance, test duration calculator, multivariate testing, AI-powered auto-optimization, test documentation template</w:t>
       </w:r>
     </w:p>
     <w:p>
@@ -598,7 +598,358 @@
       </w:pPr>
       <w:r>
         <w:rPr/>
-        <w:t>AI-ით მართული ლოიალობის პროგრამები</w:t>
+        <w:t>ატრიბუცია: first-touch vs last-touch vs multi-touch, data-driven attribution, UTM parameter strategy, cross-device tracking, incrementality testing, attribution reporting</w:t>
+      </w:r>
+    </w:p>
+    <w:p>
+      <w:pPr>
+        <w:pStyle w:val="BodyText"/>
+        <w:bidi w:val="0"/>
+        <w:jc w:val="start"/>
+        <w:rPr/>
+      </w:pPr>
+      <w:r>
+        <w:rPr/>
+        <w:t>Lesson 6: AI Customer Experience — ჩატბოტები და მომსახურება</w:t>
+      </w:r>
+    </w:p>
+    <w:p>
+      <w:pPr>
+        <w:pStyle w:val="BodyText"/>
+        <w:numPr>
+          <w:ilvl w:val="0"/>
+          <w:numId w:val="7"/>
+        </w:numPr>
+        <w:tabs>
+          <w:tab w:val="clear" w:pos="709"/>
+          <w:tab w:val="left" w:pos="709" w:leader="none"/>
+        </w:tabs>
+        <w:bidi w:val="0"/>
+        <w:ind w:hanging="283" w:start="709"/>
+        <w:jc w:val="start"/>
+        <w:rPr/>
+      </w:pPr>
+      <w:r>
+        <w:rPr/>
+        <w:t>ჩატბოტის არჩევა და აწყობა: Tidio vs Intercom vs Drift vs Zendesk AI — ფასი, ფუნქციები, ინტეგრაციები, საუკეთესო ბიზნეს-ტიპისთვის, setup ნაბიჯ-ნაბიჯ</w:t>
+      </w:r>
+    </w:p>
+    <w:p>
+      <w:pPr>
+        <w:pStyle w:val="BodyText"/>
+        <w:numPr>
+          <w:ilvl w:val="0"/>
+          <w:numId w:val="7"/>
+        </w:numPr>
+        <w:tabs>
+          <w:tab w:val="clear" w:pos="709"/>
+          <w:tab w:val="left" w:pos="709" w:leader="none"/>
+        </w:tabs>
+        <w:bidi w:val="0"/>
+        <w:ind w:hanging="283" w:start="709"/>
+        <w:jc w:val="start"/>
+        <w:rPr/>
+      </w:pPr>
+      <w:r>
+        <w:rPr/>
+        <w:t>საუბრის დიზაინი: conversation flow mapping, decision trees, intent recognition, fallback responses, personality/tone definition, multi-language support, handoff triggers</w:t>
+      </w:r>
+    </w:p>
+    <w:p>
+      <w:pPr>
+        <w:pStyle w:val="BodyText"/>
+        <w:numPr>
+          <w:ilvl w:val="0"/>
+          <w:numId w:val="7"/>
+        </w:numPr>
+        <w:tabs>
+          <w:tab w:val="clear" w:pos="709"/>
+          <w:tab w:val="left" w:pos="709" w:leader="none"/>
+        </w:tabs>
+        <w:bidi w:val="0"/>
+        <w:ind w:hanging="283" w:start="709"/>
+        <w:jc w:val="start"/>
+        <w:rPr/>
+      </w:pPr>
+      <w:r>
+        <w:rPr/>
+        <w:t>AI ჩატბოტის ტრენინგი: knowledge base აწყობა, FAQ importing, custom training data, continuous learning from conversations, edge case handling, quality assurance testing</w:t>
+      </w:r>
+    </w:p>
+    <w:p>
+      <w:pPr>
+        <w:pStyle w:val="BodyText"/>
+        <w:numPr>
+          <w:ilvl w:val="0"/>
+          <w:numId w:val="7"/>
+        </w:numPr>
+        <w:tabs>
+          <w:tab w:val="clear" w:pos="709"/>
+          <w:tab w:val="left" w:pos="709" w:leader="none"/>
+        </w:tabs>
+        <w:bidi w:val="0"/>
+        <w:ind w:hanging="283" w:start="709"/>
+        <w:jc w:val="start"/>
+        <w:rPr/>
+      </w:pPr>
+      <w:r>
+        <w:rPr/>
+        <w:t>სენტიმენტ-ანალიზი: customer emotion detection, negative sentiment alerts, ესკალაციის ტრიგერები, CSAT/NPS automation, voice of customer analysis AI-ით</w:t>
+      </w:r>
+    </w:p>
+    <w:p>
+      <w:pPr>
+        <w:pStyle w:val="BodyText"/>
+        <w:numPr>
+          <w:ilvl w:val="0"/>
+          <w:numId w:val="7"/>
+        </w:numPr>
+        <w:tabs>
+          <w:tab w:val="clear" w:pos="709"/>
+          <w:tab w:val="left" w:pos="709" w:leader="none"/>
+        </w:tabs>
+        <w:bidi w:val="0"/>
+        <w:ind w:hanging="283" w:start="709"/>
+        <w:jc w:val="start"/>
+        <w:rPr/>
+      </w:pPr>
+      <w:r>
+        <w:rPr/>
+        <w:t>ომნიარხიანი მხარდაჭერა: unified inbox (email + chat + social + phone + WhatsApp), context preservation across channels, routing rules, SLA management, customer journey continuity</w:t>
+      </w:r>
+    </w:p>
+    <w:p>
+      <w:pPr>
+        <w:pStyle w:val="BodyText"/>
+        <w:bidi w:val="0"/>
+        <w:jc w:val="start"/>
+        <w:rPr/>
+      </w:pPr>
+      <w:r>
+        <w:rPr/>
+        <w:t>Lesson 7: AI SEO — ორგანული ზრდის სტრატეგია</w:t>
+      </w:r>
+    </w:p>
+    <w:p>
+      <w:pPr>
+        <w:pStyle w:val="BodyText"/>
+        <w:numPr>
+          <w:ilvl w:val="0"/>
+          <w:numId w:val="8"/>
+        </w:numPr>
+        <w:tabs>
+          <w:tab w:val="clear" w:pos="709"/>
+          <w:tab w:val="left" w:pos="709" w:leader="none"/>
+        </w:tabs>
+        <w:bidi w:val="0"/>
+        <w:ind w:hanging="283" w:start="709"/>
+        <w:jc w:val="start"/>
+        <w:rPr/>
+      </w:pPr>
+      <w:r>
+        <w:rPr/>
+        <w:t>საკვანძო სიტყვების კვლევა: Surfer SEO, Semrush, Ahrefs AI ფუნქციები, keyword clustering, search intent classification (informational, navigational, commercial, transactional), content gap analysis, keyword difficulty assessment</w:t>
+      </w:r>
+    </w:p>
+    <w:p>
+      <w:pPr>
+        <w:pStyle w:val="BodyText"/>
+        <w:numPr>
+          <w:ilvl w:val="0"/>
+          <w:numId w:val="8"/>
+        </w:numPr>
+        <w:tabs>
+          <w:tab w:val="clear" w:pos="709"/>
+          <w:tab w:val="left" w:pos="709" w:leader="none"/>
+        </w:tabs>
+        <w:bidi w:val="0"/>
+        <w:ind w:hanging="283" w:start="709"/>
+        <w:jc w:val="start"/>
+        <w:rPr/>
+      </w:pPr>
+      <w:r>
+        <w:rPr/>
+        <w:t>SEO კონტენტის შექმნა: Surfer SEO Content Editor workflow, article structure optimization, NLP terms integration, internal linking strategy, E-E-A-T signals, content freshness strategy</w:t>
+      </w:r>
+    </w:p>
+    <w:p>
+      <w:pPr>
+        <w:pStyle w:val="BodyText"/>
+        <w:numPr>
+          <w:ilvl w:val="0"/>
+          <w:numId w:val="8"/>
+        </w:numPr>
+        <w:tabs>
+          <w:tab w:val="clear" w:pos="709"/>
+          <w:tab w:val="left" w:pos="709" w:leader="none"/>
+        </w:tabs>
+        <w:bidi w:val="0"/>
+        <w:ind w:hanging="283" w:start="709"/>
+        <w:jc w:val="start"/>
+        <w:rPr/>
+      </w:pPr>
+      <w:r>
+        <w:rPr/>
+        <w:t>ტექნიკური SEO: site speed optimization (Core Web Vitals), crawl error detection, schema markup generation AI-ით, XML sitemap optimization, robots.txt, canonical tags, mobile-first indexing</w:t>
+      </w:r>
+    </w:p>
+    <w:p>
+      <w:pPr>
+        <w:pStyle w:val="BodyText"/>
+        <w:numPr>
+          <w:ilvl w:val="0"/>
+          <w:numId w:val="8"/>
+        </w:numPr>
+        <w:tabs>
+          <w:tab w:val="clear" w:pos="709"/>
+          <w:tab w:val="left" w:pos="709" w:leader="none"/>
+        </w:tabs>
+        <w:bidi w:val="0"/>
+        <w:ind w:hanging="283" w:start="709"/>
+        <w:jc w:val="start"/>
+        <w:rPr/>
+      </w:pPr>
+      <w:r>
+        <w:rPr/>
+        <w:t>ლოკალური SEO: Google Business Profile optimization, review management automation (response templates AI-ით), local citation building, local content strategy, Google Maps optimization</w:t>
+      </w:r>
+    </w:p>
+    <w:p>
+      <w:pPr>
+        <w:pStyle w:val="BodyText"/>
+        <w:numPr>
+          <w:ilvl w:val="0"/>
+          <w:numId w:val="8"/>
+        </w:numPr>
+        <w:tabs>
+          <w:tab w:val="clear" w:pos="709"/>
+          <w:tab w:val="left" w:pos="709" w:leader="none"/>
+        </w:tabs>
+        <w:bidi w:val="0"/>
+        <w:ind w:hanging="283" w:start="709"/>
+        <w:jc w:val="start"/>
+        <w:rPr/>
+      </w:pPr>
+      <w:r>
+        <w:rPr/>
+        <w:t>SEO მონიტორინგი: rank tracking automation, competitor SEO analysis, algorithm update impact detection, backlink monitoring, monthly SEO report automation, ROI measurement</w:t>
+      </w:r>
+    </w:p>
+    <w:p>
+      <w:pPr>
+        <w:pStyle w:val="BodyText"/>
+        <w:bidi w:val="0"/>
+        <w:jc w:val="start"/>
+        <w:rPr/>
+      </w:pPr>
+      <w:r>
+        <w:rPr/>
+        <w:t>Lesson 8: AI CRM Analytics — კლიენტების ღრმა ანალიზი</w:t>
+      </w:r>
+    </w:p>
+    <w:p>
+      <w:pPr>
+        <w:pStyle w:val="BodyText"/>
+        <w:numPr>
+          <w:ilvl w:val="0"/>
+          <w:numId w:val="9"/>
+        </w:numPr>
+        <w:tabs>
+          <w:tab w:val="clear" w:pos="709"/>
+          <w:tab w:val="left" w:pos="709" w:leader="none"/>
+        </w:tabs>
+        <w:bidi w:val="0"/>
+        <w:ind w:hanging="283" w:start="709"/>
+        <w:jc w:val="start"/>
+        <w:rPr/>
+      </w:pPr>
+      <w:r>
+        <w:rPr/>
+        <w:t>კლიენტების სეგმენტაცია: RFM ანალიზი (Recency, Frequency, Monetary) AI-ით, behavioral segmentation, lifecycle stage mapping, micro-segmentation for personalization, segment-specific strategies</w:t>
+      </w:r>
+    </w:p>
+    <w:p>
+      <w:pPr>
+        <w:pStyle w:val="BodyText"/>
+        <w:numPr>
+          <w:ilvl w:val="0"/>
+          <w:numId w:val="9"/>
+        </w:numPr>
+        <w:tabs>
+          <w:tab w:val="clear" w:pos="709"/>
+          <w:tab w:val="left" w:pos="709" w:leader="none"/>
+        </w:tabs>
+        <w:bidi w:val="0"/>
+        <w:ind w:hanging="283" w:start="709"/>
+        <w:jc w:val="start"/>
+        <w:rPr/>
+      </w:pPr>
+      <w:r>
+        <w:rPr/>
+        <w:t>Customer Lifetime Value: CLV prediction model, high-value customer early identification, CLV by acquisition channel, upsell/cross-sell opportunity scoring AI-ით, retention investment optimization</w:t>
+      </w:r>
+    </w:p>
+    <w:p>
+      <w:pPr>
+        <w:pStyle w:val="BodyText"/>
+        <w:numPr>
+          <w:ilvl w:val="0"/>
+          <w:numId w:val="9"/>
+        </w:numPr>
+        <w:tabs>
+          <w:tab w:val="clear" w:pos="709"/>
+          <w:tab w:val="left" w:pos="709" w:leader="none"/>
+        </w:tabs>
+        <w:bidi w:val="0"/>
+        <w:ind w:hanging="283" w:start="709"/>
+        <w:jc w:val="start"/>
+        <w:rPr/>
+      </w:pPr>
+      <w:r>
+        <w:rPr/>
+        <w:t>Churn Prevention: churn prediction model (behavioral signals, usage patterns, support tickets), early warning dashboard, automated retention campaigns (email, offers, personal outreach), win-back sequences</w:t>
+      </w:r>
+    </w:p>
+    <w:p>
+      <w:pPr>
+        <w:pStyle w:val="BodyText"/>
+        <w:numPr>
+          <w:ilvl w:val="0"/>
+          <w:numId w:val="9"/>
+        </w:numPr>
+        <w:tabs>
+          <w:tab w:val="clear" w:pos="709"/>
+          <w:tab w:val="left" w:pos="709" w:leader="none"/>
+        </w:tabs>
+        <w:bidi w:val="0"/>
+        <w:ind w:hanging="283" w:start="709"/>
+        <w:jc w:val="start"/>
+        <w:rPr/>
+      </w:pPr>
+      <w:r>
+        <w:rPr/>
+        <w:t>პერსონალიზაციის engine: dynamic content personalization, product recommendation logic, email personalization beyond {firstName}, website personalization (hero, CTAs, content), behavioral triggers</w:t>
+      </w:r>
+    </w:p>
+    <w:p>
+      <w:pPr>
+        <w:pStyle w:val="BodyText"/>
+        <w:numPr>
+          <w:ilvl w:val="0"/>
+          <w:numId w:val="9"/>
+        </w:numPr>
+        <w:tabs>
+          <w:tab w:val="clear" w:pos="709"/>
+          <w:tab w:val="left" w:pos="709" w:leader="none"/>
+        </w:tabs>
+        <w:bidi w:val="0"/>
+        <w:ind w:hanging="283" w:start="709"/>
+        <w:jc w:val="start"/>
+        <w:rPr/>
+      </w:pPr>
+      <w:r>
+        <w:rPr/>
+        <w:t>ლოიალობის პროგრამა: points system optimization AI-ით, personalized rewards, referral program automation, engagement gamification, NPS-to-action automation, advocacy program</w:t>
       </w:r>
     </w:p>
     <w:p>
@@ -1296,6 +1647,417 @@
     </w:lvl>
   </w:abstractNum>
   <w:abstractNum w:abstractNumId="6">
+    <w:lvl w:ilvl="0">
+      <w:start w:val="1"/>
+      <w:numFmt w:val="bullet"/>
+      <w:lvlText w:val=""/>
+      <w:lvlJc w:val="start"/>
+      <w:pPr>
+        <w:tabs>
+          <w:tab w:val="num" w:pos="709"/>
+        </w:tabs>
+        <w:ind w:start="709" w:hanging="283"/>
+      </w:pPr>
+      <w:rPr>
+        <w:rFonts w:ascii="Symbol" w:hAnsi="Symbol" w:cs="Symbol" w:hint="default"/>
+      </w:rPr>
+    </w:lvl>
+    <w:lvl w:ilvl="1">
+      <w:start w:val="1"/>
+      <w:numFmt w:val="bullet"/>
+      <w:lvlText w:val=""/>
+      <w:lvlJc w:val="start"/>
+      <w:pPr>
+        <w:tabs>
+          <w:tab w:val="num" w:pos="1418"/>
+        </w:tabs>
+        <w:ind w:start="1418" w:hanging="283"/>
+      </w:pPr>
+      <w:rPr>
+        <w:rFonts w:ascii="Symbol" w:hAnsi="Symbol" w:cs="Symbol" w:hint="default"/>
+      </w:rPr>
+    </w:lvl>
+    <w:lvl w:ilvl="2">
+      <w:start w:val="1"/>
+      <w:numFmt w:val="bullet"/>
+      <w:lvlText w:val=""/>
+      <w:lvlJc w:val="start"/>
+      <w:pPr>
+        <w:tabs>
+          <w:tab w:val="num" w:pos="2127"/>
+        </w:tabs>
+        <w:ind w:start="2127" w:hanging="283"/>
+      </w:pPr>
+      <w:rPr>
+        <w:rFonts w:ascii="Symbol" w:hAnsi="Symbol" w:cs="Symbol" w:hint="default"/>
+      </w:rPr>
+    </w:lvl>
+    <w:lvl w:ilvl="3">
+      <w:start w:val="1"/>
+      <w:numFmt w:val="bullet"/>
+      <w:lvlText w:val=""/>
+      <w:lvlJc w:val="start"/>
+      <w:pPr>
+        <w:tabs>
+          <w:tab w:val="num" w:pos="2836"/>
+        </w:tabs>
+        <w:ind w:start="2836" w:hanging="283"/>
+      </w:pPr>
+      <w:rPr>
+        <w:rFonts w:ascii="Symbol" w:hAnsi="Symbol" w:cs="Symbol" w:hint="default"/>
+      </w:rPr>
+    </w:lvl>
+    <w:lvl w:ilvl="4">
+      <w:start w:val="1"/>
+      <w:numFmt w:val="bullet"/>
+      <w:lvlText w:val=""/>
+      <w:lvlJc w:val="start"/>
+      <w:pPr>
+        <w:tabs>
+          <w:tab w:val="num" w:pos="3545"/>
+        </w:tabs>
+        <w:ind w:start="3545" w:hanging="283"/>
+      </w:pPr>
+      <w:rPr>
+        <w:rFonts w:ascii="Symbol" w:hAnsi="Symbol" w:cs="Symbol" w:hint="default"/>
+      </w:rPr>
+    </w:lvl>
+    <w:lvl w:ilvl="5">
+      <w:start w:val="1"/>
+      <w:numFmt w:val="bullet"/>
+      <w:lvlText w:val=""/>
+      <w:lvlJc w:val="start"/>
+      <w:pPr>
+        <w:tabs>
+          <w:tab w:val="num" w:pos="4254"/>
+        </w:tabs>
+        <w:ind w:start="4254" w:hanging="283"/>
+      </w:pPr>
+      <w:rPr>
+        <w:rFonts w:ascii="Symbol" w:hAnsi="Symbol" w:cs="Symbol" w:hint="default"/>
+      </w:rPr>
+    </w:lvl>
+    <w:lvl w:ilvl="6">
+      <w:start w:val="1"/>
+      <w:numFmt w:val="bullet"/>
+      <w:lvlText w:val=""/>
+      <w:lvlJc w:val="start"/>
+      <w:pPr>
+        <w:tabs>
+          <w:tab w:val="num" w:pos="4963"/>
+        </w:tabs>
+        <w:ind w:start="4963" w:hanging="283"/>
+      </w:pPr>
+      <w:rPr>
+        <w:rFonts w:ascii="Symbol" w:hAnsi="Symbol" w:cs="Symbol" w:hint="default"/>
+      </w:rPr>
+    </w:lvl>
+    <w:lvl w:ilvl="7">
+      <w:start w:val="1"/>
+      <w:numFmt w:val="bullet"/>
+      <w:lvlText w:val=""/>
+      <w:lvlJc w:val="start"/>
+      <w:pPr>
+        <w:tabs>
+          <w:tab w:val="num" w:pos="5672"/>
+        </w:tabs>
+        <w:ind w:start="5672" w:hanging="283"/>
+      </w:pPr>
+      <w:rPr>
+        <w:rFonts w:ascii="Symbol" w:hAnsi="Symbol" w:cs="Symbol" w:hint="default"/>
+      </w:rPr>
+    </w:lvl>
+    <w:lvl w:ilvl="8">
+      <w:start w:val="1"/>
+      <w:numFmt w:val="bullet"/>
+      <w:lvlText w:val=""/>
+      <w:lvlJc w:val="start"/>
+      <w:pPr>
+        <w:tabs>
+          <w:tab w:val="num" w:pos="6381"/>
+        </w:tabs>
+        <w:ind w:start="6381" w:hanging="283"/>
+      </w:pPr>
+      <w:rPr>
+        <w:rFonts w:ascii="Symbol" w:hAnsi="Symbol" w:cs="Symbol" w:hint="default"/>
+      </w:rPr>
+    </w:lvl>
+  </w:abstractNum>
+  <w:abstractNum w:abstractNumId="7">
+    <w:lvl w:ilvl="0">
+      <w:start w:val="1"/>
+      <w:numFmt w:val="bullet"/>
+      <w:lvlText w:val=""/>
+      <w:lvlJc w:val="start"/>
+      <w:pPr>
+        <w:tabs>
+          <w:tab w:val="num" w:pos="709"/>
+        </w:tabs>
+        <w:ind w:start="709" w:hanging="283"/>
+      </w:pPr>
+      <w:rPr>
+        <w:rFonts w:ascii="Symbol" w:hAnsi="Symbol" w:cs="Symbol" w:hint="default"/>
+      </w:rPr>
+    </w:lvl>
+    <w:lvl w:ilvl="1">
+      <w:start w:val="1"/>
+      <w:numFmt w:val="bullet"/>
+      <w:lvlText w:val=""/>
+      <w:lvlJc w:val="start"/>
+      <w:pPr>
+        <w:tabs>
+          <w:tab w:val="num" w:pos="1418"/>
+        </w:tabs>
+        <w:ind w:start="1418" w:hanging="283"/>
+      </w:pPr>
+      <w:rPr>
+        <w:rFonts w:ascii="Symbol" w:hAnsi="Symbol" w:cs="Symbol" w:hint="default"/>
+      </w:rPr>
+    </w:lvl>
+    <w:lvl w:ilvl="2">
+      <w:start w:val="1"/>
+      <w:numFmt w:val="bullet"/>
+      <w:lvlText w:val=""/>
+      <w:lvlJc w:val="start"/>
+      <w:pPr>
+        <w:tabs>
+          <w:tab w:val="num" w:pos="2127"/>
+        </w:tabs>
+        <w:ind w:start="2127" w:hanging="283"/>
+      </w:pPr>
+      <w:rPr>
+        <w:rFonts w:ascii="Symbol" w:hAnsi="Symbol" w:cs="Symbol" w:hint="default"/>
+      </w:rPr>
+    </w:lvl>
+    <w:lvl w:ilvl="3">
+      <w:start w:val="1"/>
+      <w:numFmt w:val="bullet"/>
+      <w:lvlText w:val=""/>
+      <w:lvlJc w:val="start"/>
+      <w:pPr>
+        <w:tabs>
+          <w:tab w:val="num" w:pos="2836"/>
+        </w:tabs>
+        <w:ind w:start="2836" w:hanging="283"/>
+      </w:pPr>
+      <w:rPr>
+        <w:rFonts w:ascii="Symbol" w:hAnsi="Symbol" w:cs="Symbol" w:hint="default"/>
+      </w:rPr>
+    </w:lvl>
+    <w:lvl w:ilvl="4">
+      <w:start w:val="1"/>
+      <w:numFmt w:val="bullet"/>
+      <w:lvlText w:val=""/>
+      <w:lvlJc w:val="start"/>
+      <w:pPr>
+        <w:tabs>
+          <w:tab w:val="num" w:pos="3545"/>
+        </w:tabs>
+        <w:ind w:start="3545" w:hanging="283"/>
+      </w:pPr>
+      <w:rPr>
+        <w:rFonts w:ascii="Symbol" w:hAnsi="Symbol" w:cs="Symbol" w:hint="default"/>
+      </w:rPr>
+    </w:lvl>
+    <w:lvl w:ilvl="5">
+      <w:start w:val="1"/>
+      <w:numFmt w:val="bullet"/>
+      <w:lvlText w:val=""/>
+      <w:lvlJc w:val="start"/>
+      <w:pPr>
+        <w:tabs>
+          <w:tab w:val="num" w:pos="4254"/>
+        </w:tabs>
+        <w:ind w:start="4254" w:hanging="283"/>
+      </w:pPr>
+      <w:rPr>
+        <w:rFonts w:ascii="Symbol" w:hAnsi="Symbol" w:cs="Symbol" w:hint="default"/>
+      </w:rPr>
+    </w:lvl>
+    <w:lvl w:ilvl="6">
+      <w:start w:val="1"/>
+      <w:numFmt w:val="bullet"/>
+      <w:lvlText w:val=""/>
+      <w:lvlJc w:val="start"/>
+      <w:pPr>
+        <w:tabs>
+          <w:tab w:val="num" w:pos="4963"/>
+        </w:tabs>
+        <w:ind w:start="4963" w:hanging="283"/>
+      </w:pPr>
+      <w:rPr>
+        <w:rFonts w:ascii="Symbol" w:hAnsi="Symbol" w:cs="Symbol" w:hint="default"/>
+      </w:rPr>
+    </w:lvl>
+    <w:lvl w:ilvl="7">
+      <w:start w:val="1"/>
+      <w:numFmt w:val="bullet"/>
+      <w:lvlText w:val=""/>
+      <w:lvlJc w:val="start"/>
+      <w:pPr>
+        <w:tabs>
+          <w:tab w:val="num" w:pos="5672"/>
+        </w:tabs>
+        <w:ind w:start="5672" w:hanging="283"/>
+      </w:pPr>
+      <w:rPr>
+        <w:rFonts w:ascii="Symbol" w:hAnsi="Symbol" w:cs="Symbol" w:hint="default"/>
+      </w:rPr>
+    </w:lvl>
+    <w:lvl w:ilvl="8">
+      <w:start w:val="1"/>
+      <w:numFmt w:val="bullet"/>
+      <w:lvlText w:val=""/>
+      <w:lvlJc w:val="start"/>
+      <w:pPr>
+        <w:tabs>
+          <w:tab w:val="num" w:pos="6381"/>
+        </w:tabs>
+        <w:ind w:start="6381" w:hanging="283"/>
+      </w:pPr>
+      <w:rPr>
+        <w:rFonts w:ascii="Symbol" w:hAnsi="Symbol" w:cs="Symbol" w:hint="default"/>
+      </w:rPr>
+    </w:lvl>
+  </w:abstractNum>
+  <w:abstractNum w:abstractNumId="8">
+    <w:lvl w:ilvl="0">
+      <w:start w:val="1"/>
+      <w:numFmt w:val="bullet"/>
+      <w:lvlText w:val=""/>
+      <w:lvlJc w:val="start"/>
+      <w:pPr>
+        <w:tabs>
+          <w:tab w:val="num" w:pos="709"/>
+        </w:tabs>
+        <w:ind w:start="709" w:hanging="283"/>
+      </w:pPr>
+      <w:rPr>
+        <w:rFonts w:ascii="Symbol" w:hAnsi="Symbol" w:cs="Symbol" w:hint="default"/>
+      </w:rPr>
+    </w:lvl>
+    <w:lvl w:ilvl="1">
+      <w:start w:val="1"/>
+      <w:numFmt w:val="bullet"/>
+      <w:lvlText w:val=""/>
+      <w:lvlJc w:val="start"/>
+      <w:pPr>
+        <w:tabs>
+          <w:tab w:val="num" w:pos="1418"/>
+        </w:tabs>
+        <w:ind w:start="1418" w:hanging="283"/>
+      </w:pPr>
+      <w:rPr>
+        <w:rFonts w:ascii="Symbol" w:hAnsi="Symbol" w:cs="Symbol" w:hint="default"/>
+      </w:rPr>
+    </w:lvl>
+    <w:lvl w:ilvl="2">
+      <w:start w:val="1"/>
+      <w:numFmt w:val="bullet"/>
+      <w:lvlText w:val=""/>
+      <w:lvlJc w:val="start"/>
+      <w:pPr>
+        <w:tabs>
+          <w:tab w:val="num" w:pos="2127"/>
+        </w:tabs>
+        <w:ind w:start="2127" w:hanging="283"/>
+      </w:pPr>
+      <w:rPr>
+        <w:rFonts w:ascii="Symbol" w:hAnsi="Symbol" w:cs="Symbol" w:hint="default"/>
+      </w:rPr>
+    </w:lvl>
+    <w:lvl w:ilvl="3">
+      <w:start w:val="1"/>
+      <w:numFmt w:val="bullet"/>
+      <w:lvlText w:val=""/>
+      <w:lvlJc w:val="start"/>
+      <w:pPr>
+        <w:tabs>
+          <w:tab w:val="num" w:pos="2836"/>
+        </w:tabs>
+        <w:ind w:start="2836" w:hanging="283"/>
+      </w:pPr>
+      <w:rPr>
+        <w:rFonts w:ascii="Symbol" w:hAnsi="Symbol" w:cs="Symbol" w:hint="default"/>
+      </w:rPr>
+    </w:lvl>
+    <w:lvl w:ilvl="4">
+      <w:start w:val="1"/>
+      <w:numFmt w:val="bullet"/>
+      <w:lvlText w:val=""/>
+      <w:lvlJc w:val="start"/>
+      <w:pPr>
+        <w:tabs>
+          <w:tab w:val="num" w:pos="3545"/>
+        </w:tabs>
+        <w:ind w:start="3545" w:hanging="283"/>
+      </w:pPr>
+      <w:rPr>
+        <w:rFonts w:ascii="Symbol" w:hAnsi="Symbol" w:cs="Symbol" w:hint="default"/>
+      </w:rPr>
+    </w:lvl>
+    <w:lvl w:ilvl="5">
+      <w:start w:val="1"/>
+      <w:numFmt w:val="bullet"/>
+      <w:lvlText w:val=""/>
+      <w:lvlJc w:val="start"/>
+      <w:pPr>
+        <w:tabs>
+          <w:tab w:val="num" w:pos="4254"/>
+        </w:tabs>
+        <w:ind w:start="4254" w:hanging="283"/>
+      </w:pPr>
+      <w:rPr>
+        <w:rFonts w:ascii="Symbol" w:hAnsi="Symbol" w:cs="Symbol" w:hint="default"/>
+      </w:rPr>
+    </w:lvl>
+    <w:lvl w:ilvl="6">
+      <w:start w:val="1"/>
+      <w:numFmt w:val="bullet"/>
+      <w:lvlText w:val=""/>
+      <w:lvlJc w:val="start"/>
+      <w:pPr>
+        <w:tabs>
+          <w:tab w:val="num" w:pos="4963"/>
+        </w:tabs>
+        <w:ind w:start="4963" w:hanging="283"/>
+      </w:pPr>
+      <w:rPr>
+        <w:rFonts w:ascii="Symbol" w:hAnsi="Symbol" w:cs="Symbol" w:hint="default"/>
+      </w:rPr>
+    </w:lvl>
+    <w:lvl w:ilvl="7">
+      <w:start w:val="1"/>
+      <w:numFmt w:val="bullet"/>
+      <w:lvlText w:val=""/>
+      <w:lvlJc w:val="start"/>
+      <w:pPr>
+        <w:tabs>
+          <w:tab w:val="num" w:pos="5672"/>
+        </w:tabs>
+        <w:ind w:start="5672" w:hanging="283"/>
+      </w:pPr>
+      <w:rPr>
+        <w:rFonts w:ascii="Symbol" w:hAnsi="Symbol" w:cs="Symbol" w:hint="default"/>
+      </w:rPr>
+    </w:lvl>
+    <w:lvl w:ilvl="8">
+      <w:start w:val="1"/>
+      <w:numFmt w:val="bullet"/>
+      <w:lvlText w:val=""/>
+      <w:lvlJc w:val="start"/>
+      <w:pPr>
+        <w:tabs>
+          <w:tab w:val="num" w:pos="6381"/>
+        </w:tabs>
+        <w:ind w:start="6381" w:hanging="283"/>
+      </w:pPr>
+      <w:rPr>
+        <w:rFonts w:ascii="Symbol" w:hAnsi="Symbol" w:cs="Symbol" w:hint="default"/>
+      </w:rPr>
+    </w:lvl>
+  </w:abstractNum>
+  <w:abstractNum w:abstractNumId="9">
     <w:lvl w:ilvl="0">
       <w:start w:val="1"/>
       <w:numFmt w:val="bullet"/>
@@ -1449,6 +2211,15 @@
   </w:num>
   <w:num w:numId="6">
     <w:abstractNumId w:val="6"/>
+  </w:num>
+  <w:num w:numId="7">
+    <w:abstractNumId w:val="7"/>
+  </w:num>
+  <w:num w:numId="8">
+    <w:abstractNumId w:val="8"/>
+  </w:num>
+  <w:num w:numId="9">
+    <w:abstractNumId w:val="9"/>
   </w:num>
 </w:numbering>
 </file>
